--- a/เอกสารตรวจประเมิน_หน้าตาเว็บและโครงสร้างฐานข้อมูล_สำหรับอาจารย์_2026.docx
+++ b/เอกสารตรวจประเมิน_หน้าตาเว็บและโครงสร้างฐานข้อมูล_สำหรับอาจารย์_2026.docx
@@ -9324,12 +9324,10 @@
             <w:pPr>
               <w:jc w:val="center"/>
             </w:pPr>
-            <w:r/>
-            <w:r>
-              <w:rPr>
-                <w:rFonts w:ascii="TH SarabunPSK" w:hAnsi="TH SarabunPSK" w:cs="TH SarabunPSK" w:eastAsia="TH SarabunPSK"/>
+            <w:r>
+              <w:rPr>
+                <w:rFonts w:ascii="TH SarabunPSK" w:eastAsia="TH SarabunPSK" w:hAnsi="TH SarabunPSK" w:cs="TH SarabunPSK"/>
                 <w:b/>
-                <w:i w:val="0"/>
                 <w:sz w:val="30"/>
               </w:rPr>
               <w:t>2026-09 (ล่าสุด)</w:t>
@@ -9352,12 +9350,9 @@
             <w:pPr>
               <w:jc w:val="center"/>
             </w:pPr>
-            <w:r/>
-            <w:r>
-              <w:rPr>
-                <w:rFonts w:ascii="TH SarabunPSK" w:hAnsi="TH SarabunPSK" w:cs="TH SarabunPSK" w:eastAsia="TH SarabunPSK"/>
-                <w:b w:val="0"/>
-                <w:i w:val="0"/>
+            <w:r>
+              <w:rPr>
+                <w:rFonts w:ascii="TH SarabunPSK" w:eastAsia="TH SarabunPSK" w:hAnsi="TH SarabunPSK" w:cs="TH SarabunPSK"/>
                 <w:sz w:val="30"/>
               </w:rPr>
               <w:t>8 ออเดอร์</w:t>
@@ -9380,12 +9375,9 @@
             <w:pPr>
               <w:jc w:val="center"/>
             </w:pPr>
-            <w:r/>
-            <w:r>
-              <w:rPr>
-                <w:rFonts w:ascii="TH SarabunPSK" w:hAnsi="TH SarabunPSK" w:cs="TH SarabunPSK" w:eastAsia="TH SarabunPSK"/>
-                <w:b w:val="0"/>
-                <w:i w:val="0"/>
+            <w:r>
+              <w:rPr>
+                <w:rFonts w:ascii="TH SarabunPSK" w:eastAsia="TH SarabunPSK" w:hAnsi="TH SarabunPSK" w:cs="TH SarabunPSK"/>
                 <w:sz w:val="30"/>
               </w:rPr>
               <w:t>฿2,791.00</w:t>
@@ -9408,12 +9400,9 @@
             <w:pPr>
               <w:jc w:val="center"/>
             </w:pPr>
-            <w:r/>
-            <w:r>
-              <w:rPr>
-                <w:rFonts w:ascii="TH SarabunPSK" w:hAnsi="TH SarabunPSK" w:cs="TH SarabunPSK" w:eastAsia="TH SarabunPSK"/>
-                <w:b w:val="0"/>
-                <w:i w:val="0"/>
+            <w:r>
+              <w:rPr>
+                <w:rFonts w:ascii="TH SarabunPSK" w:eastAsia="TH SarabunPSK" w:hAnsi="TH SarabunPSK" w:cs="TH SarabunPSK"/>
                 <w:sz w:val="30"/>
               </w:rPr>
               <w:t>฿348.88</w:t>
@@ -10045,12 +10034,10 @@
             <w:pPr>
               <w:jc w:val="center"/>
             </w:pPr>
-            <w:r/>
-            <w:r>
-              <w:rPr>
-                <w:rFonts w:ascii="TH SarabunPSK" w:hAnsi="TH SarabunPSK" w:cs="TH SarabunPSK" w:eastAsia="TH SarabunPSK"/>
+            <w:r>
+              <w:rPr>
+                <w:rFonts w:ascii="TH SarabunPSK" w:eastAsia="TH SarabunPSK" w:hAnsi="TH SarabunPSK" w:cs="TH SarabunPSK"/>
                 <w:b/>
-                <w:i w:val="0"/>
                 <w:sz w:val="30"/>
               </w:rPr>
               <w:t>#1</w:t>
@@ -10070,15 +10057,9 @@
             <w:vAlign w:val="center"/>
           </w:tcPr>
           <w:p>
-            <w:pPr>
-              <w:jc w:val="left"/>
-            </w:pPr>
-            <w:r/>
-            <w:r>
-              <w:rPr>
-                <w:rFonts w:ascii="TH SarabunPSK" w:hAnsi="TH SarabunPSK" w:cs="TH SarabunPSK" w:eastAsia="TH SarabunPSK"/>
-                <w:b w:val="0"/>
-                <w:i w:val="0"/>
+            <w:r>
+              <w:rPr>
+                <w:rFonts w:ascii="TH SarabunPSK" w:eastAsia="TH SarabunPSK" w:hAnsi="TH SarabunPSK" w:cs="TH SarabunPSK"/>
                 <w:sz w:val="30"/>
               </w:rPr>
               <w:t>แสงจันทร์บนป่าไผ่</w:t>
@@ -10098,15 +10079,9 @@
             <w:vAlign w:val="center"/>
           </w:tcPr>
           <w:p>
-            <w:pPr>
-              <w:jc w:val="left"/>
-            </w:pPr>
-            <w:r/>
-            <w:r>
-              <w:rPr>
-                <w:rFonts w:ascii="TH SarabunPSK" w:hAnsi="TH SarabunPSK" w:cs="TH SarabunPSK" w:eastAsia="TH SarabunPSK"/>
-                <w:b w:val="0"/>
-                <w:i w:val="0"/>
+            <w:r>
+              <w:rPr>
+                <w:rFonts w:ascii="TH SarabunPSK" w:eastAsia="TH SarabunPSK" w:hAnsi="TH SarabunPSK" w:cs="TH SarabunPSK"/>
                 <w:sz w:val="30"/>
               </w:rPr>
               <w:t>ภรณ์ ภรณ์ภาพ</w:t>
@@ -10129,12 +10104,9 @@
             <w:pPr>
               <w:jc w:val="center"/>
             </w:pPr>
-            <w:r/>
-            <w:r>
-              <w:rPr>
-                <w:rFonts w:ascii="TH SarabunPSK" w:hAnsi="TH SarabunPSK" w:cs="TH SarabunPSK" w:eastAsia="TH SarabunPSK"/>
-                <w:b w:val="0"/>
-                <w:i w:val="0"/>
+            <w:r>
+              <w:rPr>
+                <w:rFonts w:ascii="TH SarabunPSK" w:eastAsia="TH SarabunPSK" w:hAnsi="TH SarabunPSK" w:cs="TH SarabunPSK"/>
                 <w:sz w:val="30"/>
               </w:rPr>
               <w:t>วรรณกรรม</w:t>
@@ -10157,12 +10129,9 @@
             <w:pPr>
               <w:jc w:val="center"/>
             </w:pPr>
-            <w:r/>
-            <w:r>
-              <w:rPr>
-                <w:rFonts w:ascii="TH SarabunPSK" w:hAnsi="TH SarabunPSK" w:cs="TH SarabunPSK" w:eastAsia="TH SarabunPSK"/>
-                <w:b w:val="0"/>
-                <w:i w:val="0"/>
+            <w:r>
+              <w:rPr>
+                <w:rFonts w:ascii="TH SarabunPSK" w:eastAsia="TH SarabunPSK" w:hAnsi="TH SarabunPSK" w:cs="TH SarabunPSK"/>
                 <w:sz w:val="30"/>
               </w:rPr>
               <w:t>11 เล่ม</w:t>
@@ -10185,12 +10154,9 @@
             <w:pPr>
               <w:jc w:val="center"/>
             </w:pPr>
-            <w:r/>
-            <w:r>
-              <w:rPr>
-                <w:rFonts w:ascii="TH SarabunPSK" w:hAnsi="TH SarabunPSK" w:cs="TH SarabunPSK" w:eastAsia="TH SarabunPSK"/>
-                <w:b w:val="0"/>
-                <w:i w:val="0"/>
+            <w:r>
+              <w:rPr>
+                <w:rFonts w:ascii="TH SarabunPSK" w:eastAsia="TH SarabunPSK" w:hAnsi="TH SarabunPSK" w:cs="TH SarabunPSK"/>
                 <w:sz w:val="30"/>
               </w:rPr>
               <w:t>฿2,849.00</w:t>
@@ -10219,12 +10185,10 @@
             <w:pPr>
               <w:jc w:val="center"/>
             </w:pPr>
-            <w:r/>
-            <w:r>
-              <w:rPr>
-                <w:rFonts w:ascii="TH SarabunPSK" w:hAnsi="TH SarabunPSK" w:cs="TH SarabunPSK" w:eastAsia="TH SarabunPSK"/>
+            <w:r>
+              <w:rPr>
+                <w:rFonts w:ascii="TH SarabunPSK" w:eastAsia="TH SarabunPSK" w:hAnsi="TH SarabunPSK" w:cs="TH SarabunPSK"/>
                 <w:b/>
-                <w:i w:val="0"/>
                 <w:sz w:val="30"/>
               </w:rPr>
               <w:t>#2</w:t>
@@ -10244,15 +10208,9 @@
             <w:vAlign w:val="center"/>
           </w:tcPr>
           <w:p>
-            <w:pPr>
-              <w:jc w:val="left"/>
-            </w:pPr>
-            <w:r/>
-            <w:r>
-              <w:rPr>
-                <w:rFonts w:ascii="TH SarabunPSK" w:hAnsi="TH SarabunPSK" w:cs="TH SarabunPSK" w:eastAsia="TH SarabunPSK"/>
-                <w:b w:val="0"/>
-                <w:i w:val="0"/>
+            <w:r>
+              <w:rPr>
+                <w:rFonts w:ascii="TH SarabunPSK" w:eastAsia="TH SarabunPSK" w:hAnsi="TH SarabunPSK" w:cs="TH SarabunPSK"/>
                 <w:sz w:val="30"/>
               </w:rPr>
               <w:t>The Quiet Algorithm</w:t>
@@ -10272,15 +10230,9 @@
             <w:vAlign w:val="center"/>
           </w:tcPr>
           <w:p>
-            <w:pPr>
-              <w:jc w:val="left"/>
-            </w:pPr>
-            <w:r/>
-            <w:r>
-              <w:rPr>
-                <w:rFonts w:ascii="TH SarabunPSK" w:hAnsi="TH SarabunPSK" w:cs="TH SarabunPSK" w:eastAsia="TH SarabunPSK"/>
-                <w:b w:val="0"/>
-                <w:i w:val="0"/>
+            <w:r>
+              <w:rPr>
+                <w:rFonts w:ascii="TH SarabunPSK" w:eastAsia="TH SarabunPSK" w:hAnsi="TH SarabunPSK" w:cs="TH SarabunPSK"/>
                 <w:sz w:val="30"/>
               </w:rPr>
               <w:t>Daniel Reyes</w:t>
@@ -10303,12 +10255,9 @@
             <w:pPr>
               <w:jc w:val="center"/>
             </w:pPr>
-            <w:r/>
-            <w:r>
-              <w:rPr>
-                <w:rFonts w:ascii="TH SarabunPSK" w:hAnsi="TH SarabunPSK" w:cs="TH SarabunPSK" w:eastAsia="TH SarabunPSK"/>
-                <w:b w:val="0"/>
-                <w:i w:val="0"/>
+            <w:r>
+              <w:rPr>
+                <w:rFonts w:ascii="TH SarabunPSK" w:eastAsia="TH SarabunPSK" w:hAnsi="TH SarabunPSK" w:cs="TH SarabunPSK"/>
                 <w:sz w:val="30"/>
               </w:rPr>
               <w:t>เทคโนโลยี</w:t>
@@ -10331,12 +10280,9 @@
             <w:pPr>
               <w:jc w:val="center"/>
             </w:pPr>
-            <w:r/>
-            <w:r>
-              <w:rPr>
-                <w:rFonts w:ascii="TH SarabunPSK" w:hAnsi="TH SarabunPSK" w:cs="TH SarabunPSK" w:eastAsia="TH SarabunPSK"/>
-                <w:b w:val="0"/>
-                <w:i w:val="0"/>
+            <w:r>
+              <w:rPr>
+                <w:rFonts w:ascii="TH SarabunPSK" w:eastAsia="TH SarabunPSK" w:hAnsi="TH SarabunPSK" w:cs="TH SarabunPSK"/>
                 <w:sz w:val="30"/>
               </w:rPr>
               <w:t>8 เล่ม</w:t>
@@ -10359,12 +10305,9 @@
             <w:pPr>
               <w:jc w:val="center"/>
             </w:pPr>
-            <w:r/>
-            <w:r>
-              <w:rPr>
-                <w:rFonts w:ascii="TH SarabunPSK" w:hAnsi="TH SarabunPSK" w:cs="TH SarabunPSK" w:eastAsia="TH SarabunPSK"/>
-                <w:b w:val="0"/>
-                <w:i w:val="0"/>
+            <w:r>
+              <w:rPr>
+                <w:rFonts w:ascii="TH SarabunPSK" w:eastAsia="TH SarabunPSK" w:hAnsi="TH SarabunPSK" w:cs="TH SarabunPSK"/>
                 <w:sz w:val="30"/>
               </w:rPr>
               <w:t>฿3,112.00</w:t>
@@ -10393,12 +10336,10 @@
             <w:pPr>
               <w:jc w:val="center"/>
             </w:pPr>
-            <w:r/>
-            <w:r>
-              <w:rPr>
-                <w:rFonts w:ascii="TH SarabunPSK" w:hAnsi="TH SarabunPSK" w:cs="TH SarabunPSK" w:eastAsia="TH SarabunPSK"/>
+            <w:r>
+              <w:rPr>
+                <w:rFonts w:ascii="TH SarabunPSK" w:eastAsia="TH SarabunPSK" w:hAnsi="TH SarabunPSK" w:cs="TH SarabunPSK"/>
                 <w:b/>
-                <w:i w:val="0"/>
                 <w:sz w:val="30"/>
               </w:rPr>
               <w:t>#3</w:t>
@@ -10418,15 +10359,9 @@
             <w:vAlign w:val="center"/>
           </w:tcPr>
           <w:p>
-            <w:pPr>
-              <w:jc w:val="left"/>
-            </w:pPr>
-            <w:r/>
-            <w:r>
-              <w:rPr>
-                <w:rFonts w:ascii="TH SarabunPSK" w:hAnsi="TH SarabunPSK" w:cs="TH SarabunPSK" w:eastAsia="TH SarabunPSK"/>
-                <w:b w:val="0"/>
-                <w:i w:val="0"/>
+            <w:r>
+              <w:rPr>
+                <w:rFonts w:ascii="TH SarabunPSK" w:eastAsia="TH SarabunPSK" w:hAnsi="TH SarabunPSK" w:cs="TH SarabunPSK"/>
                 <w:sz w:val="30"/>
               </w:rPr>
               <w:t>Building Calm Software</w:t>
@@ -10446,15 +10381,9 @@
             <w:vAlign w:val="center"/>
           </w:tcPr>
           <w:p>
-            <w:pPr>
-              <w:jc w:val="left"/>
-            </w:pPr>
-            <w:r/>
-            <w:r>
-              <w:rPr>
-                <w:rFonts w:ascii="TH SarabunPSK" w:hAnsi="TH SarabunPSK" w:cs="TH SarabunPSK" w:eastAsia="TH SarabunPSK"/>
-                <w:b w:val="0"/>
-                <w:i w:val="0"/>
+            <w:r>
+              <w:rPr>
+                <w:rFonts w:ascii="TH SarabunPSK" w:eastAsia="TH SarabunPSK" w:hAnsi="TH SarabunPSK" w:cs="TH SarabunPSK"/>
                 <w:sz w:val="30"/>
               </w:rPr>
               <w:t>James Park</w:t>
@@ -10477,12 +10406,9 @@
             <w:pPr>
               <w:jc w:val="center"/>
             </w:pPr>
-            <w:r/>
-            <w:r>
-              <w:rPr>
-                <w:rFonts w:ascii="TH SarabunPSK" w:hAnsi="TH SarabunPSK" w:cs="TH SarabunPSK" w:eastAsia="TH SarabunPSK"/>
-                <w:b w:val="0"/>
-                <w:i w:val="0"/>
+            <w:r>
+              <w:rPr>
+                <w:rFonts w:ascii="TH SarabunPSK" w:eastAsia="TH SarabunPSK" w:hAnsi="TH SarabunPSK" w:cs="TH SarabunPSK"/>
                 <w:sz w:val="30"/>
               </w:rPr>
               <w:t>เทคโนโลยี</w:t>
@@ -10505,12 +10431,9 @@
             <w:pPr>
               <w:jc w:val="center"/>
             </w:pPr>
-            <w:r/>
-            <w:r>
-              <w:rPr>
-                <w:rFonts w:ascii="TH SarabunPSK" w:hAnsi="TH SarabunPSK" w:cs="TH SarabunPSK" w:eastAsia="TH SarabunPSK"/>
-                <w:b w:val="0"/>
-                <w:i w:val="0"/>
+            <w:r>
+              <w:rPr>
+                <w:rFonts w:ascii="TH SarabunPSK" w:eastAsia="TH SarabunPSK" w:hAnsi="TH SarabunPSK" w:cs="TH SarabunPSK"/>
                 <w:sz w:val="30"/>
               </w:rPr>
               <w:t>5 เล่ม</w:t>
@@ -10533,12 +10456,9 @@
             <w:pPr>
               <w:jc w:val="center"/>
             </w:pPr>
-            <w:r/>
-            <w:r>
-              <w:rPr>
-                <w:rFonts w:ascii="TH SarabunPSK" w:hAnsi="TH SarabunPSK" w:cs="TH SarabunPSK" w:eastAsia="TH SarabunPSK"/>
-                <w:b w:val="0"/>
-                <w:i w:val="0"/>
+            <w:r>
+              <w:rPr>
+                <w:rFonts w:ascii="TH SarabunPSK" w:eastAsia="TH SarabunPSK" w:hAnsi="TH SarabunPSK" w:cs="TH SarabunPSK"/>
                 <w:sz w:val="30"/>
               </w:rPr>
               <w:t>฿2,245.00</w:t>
@@ -10567,12 +10487,10 @@
             <w:pPr>
               <w:jc w:val="center"/>
             </w:pPr>
-            <w:r/>
-            <w:r>
-              <w:rPr>
-                <w:rFonts w:ascii="TH SarabunPSK" w:hAnsi="TH SarabunPSK" w:cs="TH SarabunPSK" w:eastAsia="TH SarabunPSK"/>
+            <w:r>
+              <w:rPr>
+                <w:rFonts w:ascii="TH SarabunPSK" w:eastAsia="TH SarabunPSK" w:hAnsi="TH SarabunPSK" w:cs="TH SarabunPSK"/>
                 <w:b/>
-                <w:i w:val="0"/>
                 <w:sz w:val="30"/>
               </w:rPr>
               <w:t>#4</w:t>
@@ -10592,15 +10510,9 @@
             <w:vAlign w:val="center"/>
           </w:tcPr>
           <w:p>
-            <w:pPr>
-              <w:jc w:val="left"/>
-            </w:pPr>
-            <w:r/>
-            <w:r>
-              <w:rPr>
-                <w:rFonts w:ascii="TH SarabunPSK" w:hAnsi="TH SarabunPSK" w:cs="TH SarabunPSK" w:eastAsia="TH SarabunPSK"/>
-                <w:b w:val="0"/>
-                <w:i w:val="0"/>
+            <w:r>
+              <w:rPr>
+                <w:rFonts w:ascii="TH SarabunPSK" w:eastAsia="TH SarabunPSK" w:hAnsi="TH SarabunPSK" w:cs="TH SarabunPSK"/>
                 <w:sz w:val="30"/>
               </w:rPr>
               <w:t>ดาวพระศุกร์ก่อนรุ่งสาง</w:t>
@@ -10620,15 +10532,9 @@
             <w:vAlign w:val="center"/>
           </w:tcPr>
           <w:p>
-            <w:pPr>
-              <w:jc w:val="left"/>
-            </w:pPr>
-            <w:r/>
-            <w:r>
-              <w:rPr>
-                <w:rFonts w:ascii="TH SarabunPSK" w:hAnsi="TH SarabunPSK" w:cs="TH SarabunPSK" w:eastAsia="TH SarabunPSK"/>
-                <w:b w:val="0"/>
-                <w:i w:val="0"/>
+            <w:r>
+              <w:rPr>
+                <w:rFonts w:ascii="TH SarabunPSK" w:eastAsia="TH SarabunPSK" w:hAnsi="TH SarabunPSK" w:cs="TH SarabunPSK"/>
                 <w:sz w:val="30"/>
               </w:rPr>
               <w:t>รัชต์ ทวีวงศ์</w:t>
@@ -10651,12 +10557,9 @@
             <w:pPr>
               <w:jc w:val="center"/>
             </w:pPr>
-            <w:r/>
-            <w:r>
-              <w:rPr>
-                <w:rFonts w:ascii="TH SarabunPSK" w:hAnsi="TH SarabunPSK" w:cs="TH SarabunPSK" w:eastAsia="TH SarabunPSK"/>
-                <w:b w:val="0"/>
-                <w:i w:val="0"/>
+            <w:r>
+              <w:rPr>
+                <w:rFonts w:ascii="TH SarabunPSK" w:eastAsia="TH SarabunPSK" w:hAnsi="TH SarabunPSK" w:cs="TH SarabunPSK"/>
                 <w:sz w:val="30"/>
               </w:rPr>
               <w:t>สารคดี</w:t>
@@ -10679,12 +10582,9 @@
             <w:pPr>
               <w:jc w:val="center"/>
             </w:pPr>
-            <w:r/>
-            <w:r>
-              <w:rPr>
-                <w:rFonts w:ascii="TH SarabunPSK" w:hAnsi="TH SarabunPSK" w:cs="TH SarabunPSK" w:eastAsia="TH SarabunPSK"/>
-                <w:b w:val="0"/>
-                <w:i w:val="0"/>
+            <w:r>
+              <w:rPr>
+                <w:rFonts w:ascii="TH SarabunPSK" w:eastAsia="TH SarabunPSK" w:hAnsi="TH SarabunPSK" w:cs="TH SarabunPSK"/>
                 <w:sz w:val="30"/>
               </w:rPr>
               <w:t>4 เล่ม</w:t>
@@ -10707,12 +10607,9 @@
             <w:pPr>
               <w:jc w:val="center"/>
             </w:pPr>
-            <w:r/>
-            <w:r>
-              <w:rPr>
-                <w:rFonts w:ascii="TH SarabunPSK" w:hAnsi="TH SarabunPSK" w:cs="TH SarabunPSK" w:eastAsia="TH SarabunPSK"/>
-                <w:b w:val="0"/>
-                <w:i w:val="0"/>
+            <w:r>
+              <w:rPr>
+                <w:rFonts w:ascii="TH SarabunPSK" w:eastAsia="TH SarabunPSK" w:hAnsi="TH SarabunPSK" w:cs="TH SarabunPSK"/>
                 <w:sz w:val="30"/>
               </w:rPr>
               <w:t>฿1,056.00</w:t>
@@ -10741,12 +10638,10 @@
             <w:pPr>
               <w:jc w:val="center"/>
             </w:pPr>
-            <w:r/>
-            <w:r>
-              <w:rPr>
-                <w:rFonts w:ascii="TH SarabunPSK" w:hAnsi="TH SarabunPSK" w:cs="TH SarabunPSK" w:eastAsia="TH SarabunPSK"/>
+            <w:r>
+              <w:rPr>
+                <w:rFonts w:ascii="TH SarabunPSK" w:eastAsia="TH SarabunPSK" w:hAnsi="TH SarabunPSK" w:cs="TH SarabunPSK"/>
                 <w:b/>
-                <w:i w:val="0"/>
                 <w:sz w:val="30"/>
               </w:rPr>
               <w:t>#5</w:t>
@@ -10766,15 +10661,9 @@
             <w:vAlign w:val="center"/>
           </w:tcPr>
           <w:p>
-            <w:pPr>
-              <w:jc w:val="left"/>
-            </w:pPr>
-            <w:r/>
-            <w:r>
-              <w:rPr>
-                <w:rFonts w:ascii="TH SarabunPSK" w:hAnsi="TH SarabunPSK" w:cs="TH SarabunPSK" w:eastAsia="TH SarabunPSK"/>
-                <w:b w:val="0"/>
-                <w:i w:val="0"/>
+            <w:r>
+              <w:rPr>
+                <w:rFonts w:ascii="TH SarabunPSK" w:eastAsia="TH SarabunPSK" w:hAnsi="TH SarabunPSK" w:cs="TH SarabunPSK"/>
                 <w:sz w:val="30"/>
               </w:rPr>
               <w:t>Thinking in Systems</w:t>
@@ -10794,15 +10683,9 @@
             <w:vAlign w:val="center"/>
           </w:tcPr>
           <w:p>
-            <w:pPr>
-              <w:jc w:val="left"/>
-            </w:pPr>
-            <w:r/>
-            <w:r>
-              <w:rPr>
-                <w:rFonts w:ascii="TH SarabunPSK" w:hAnsi="TH SarabunPSK" w:cs="TH SarabunPSK" w:eastAsia="TH SarabunPSK"/>
-                <w:b w:val="0"/>
-                <w:i w:val="0"/>
+            <w:r>
+              <w:rPr>
+                <w:rFonts w:ascii="TH SarabunPSK" w:eastAsia="TH SarabunPSK" w:hAnsi="TH SarabunPSK" w:cs="TH SarabunPSK"/>
                 <w:sz w:val="30"/>
               </w:rPr>
               <w:t>Donella Meadows</w:t>
@@ -10825,12 +10708,9 @@
             <w:pPr>
               <w:jc w:val="center"/>
             </w:pPr>
-            <w:r/>
-            <w:r>
-              <w:rPr>
-                <w:rFonts w:ascii="TH SarabunPSK" w:hAnsi="TH SarabunPSK" w:cs="TH SarabunPSK" w:eastAsia="TH SarabunPSK"/>
-                <w:b w:val="0"/>
-                <w:i w:val="0"/>
+            <w:r>
+              <w:rPr>
+                <w:rFonts w:ascii="TH SarabunPSK" w:eastAsia="TH SarabunPSK" w:hAnsi="TH SarabunPSK" w:cs="TH SarabunPSK"/>
                 <w:sz w:val="30"/>
               </w:rPr>
               <w:t>เทคโนโลยี</w:t>
@@ -10853,12 +10733,9 @@
             <w:pPr>
               <w:jc w:val="center"/>
             </w:pPr>
-            <w:r/>
-            <w:r>
-              <w:rPr>
-                <w:rFonts w:ascii="TH SarabunPSK" w:hAnsi="TH SarabunPSK" w:cs="TH SarabunPSK" w:eastAsia="TH SarabunPSK"/>
-                <w:b w:val="0"/>
-                <w:i w:val="0"/>
+            <w:r>
+              <w:rPr>
+                <w:rFonts w:ascii="TH SarabunPSK" w:eastAsia="TH SarabunPSK" w:hAnsi="TH SarabunPSK" w:cs="TH SarabunPSK"/>
                 <w:sz w:val="30"/>
               </w:rPr>
               <w:t>3 เล่ม</w:t>
@@ -10881,12 +10758,9 @@
             <w:pPr>
               <w:jc w:val="center"/>
             </w:pPr>
-            <w:r/>
-            <w:r>
-              <w:rPr>
-                <w:rFonts w:ascii="TH SarabunPSK" w:hAnsi="TH SarabunPSK" w:cs="TH SarabunPSK" w:eastAsia="TH SarabunPSK"/>
-                <w:b w:val="0"/>
-                <w:i w:val="0"/>
+            <w:r>
+              <w:rPr>
+                <w:rFonts w:ascii="TH SarabunPSK" w:eastAsia="TH SarabunPSK" w:hAnsi="TH SarabunPSK" w:cs="TH SarabunPSK"/>
                 <w:sz w:val="30"/>
               </w:rPr>
               <w:t>฿1,197.00</w:t>
@@ -11162,12 +11036,10 @@
             <w:pPr>
               <w:jc w:val="center"/>
             </w:pPr>
-            <w:r/>
-            <w:r>
-              <w:rPr>
-                <w:rFonts w:ascii="TH SarabunPSK" w:hAnsi="TH SarabunPSK" w:cs="TH SarabunPSK" w:eastAsia="TH SarabunPSK"/>
+            <w:r>
+              <w:rPr>
+                <w:rFonts w:ascii="TH SarabunPSK" w:eastAsia="TH SarabunPSK" w:hAnsi="TH SarabunPSK" w:cs="TH SarabunPSK"/>
                 <w:b/>
-                <w:i w:val="0"/>
                 <w:sz w:val="30"/>
               </w:rPr>
               <w:t>CAT-2</w:t>
@@ -11187,15 +11059,9 @@
             <w:vAlign w:val="center"/>
           </w:tcPr>
           <w:p>
-            <w:pPr>
-              <w:jc w:val="left"/>
-            </w:pPr>
-            <w:r/>
-            <w:r>
-              <w:rPr>
-                <w:rFonts w:ascii="TH SarabunPSK" w:hAnsi="TH SarabunPSK" w:cs="TH SarabunPSK" w:eastAsia="TH SarabunPSK"/>
-                <w:b w:val="0"/>
-                <w:i w:val="0"/>
+            <w:r>
+              <w:rPr>
+                <w:rFonts w:ascii="TH SarabunPSK" w:eastAsia="TH SarabunPSK" w:hAnsi="TH SarabunPSK" w:cs="TH SarabunPSK"/>
                 <w:sz w:val="30"/>
               </w:rPr>
               <w:t>เทคโนโลยีและคอมพิวเตอร์</w:t>
@@ -11218,12 +11084,9 @@
             <w:pPr>
               <w:jc w:val="center"/>
             </w:pPr>
-            <w:r/>
-            <w:r>
-              <w:rPr>
-                <w:rFonts w:ascii="TH SarabunPSK" w:hAnsi="TH SarabunPSK" w:cs="TH SarabunPSK" w:eastAsia="TH SarabunPSK"/>
-                <w:b w:val="0"/>
-                <w:i w:val="0"/>
+            <w:r>
+              <w:rPr>
+                <w:rFonts w:ascii="TH SarabunPSK" w:eastAsia="TH SarabunPSK" w:hAnsi="TH SarabunPSK" w:cs="TH SarabunPSK"/>
                 <w:sz w:val="30"/>
               </w:rPr>
               <w:t>14 ออเดอร์</w:t>
@@ -11246,12 +11109,9 @@
             <w:pPr>
               <w:jc w:val="center"/>
             </w:pPr>
-            <w:r/>
-            <w:r>
-              <w:rPr>
-                <w:rFonts w:ascii="TH SarabunPSK" w:hAnsi="TH SarabunPSK" w:cs="TH SarabunPSK" w:eastAsia="TH SarabunPSK"/>
-                <w:b w:val="0"/>
-                <w:i w:val="0"/>
+            <w:r>
+              <w:rPr>
+                <w:rFonts w:ascii="TH SarabunPSK" w:eastAsia="TH SarabunPSK" w:hAnsi="TH SarabunPSK" w:cs="TH SarabunPSK"/>
                 <w:sz w:val="30"/>
               </w:rPr>
               <w:t>16 เล่ม</w:t>
@@ -11274,12 +11134,9 @@
             <w:pPr>
               <w:jc w:val="center"/>
             </w:pPr>
-            <w:r/>
-            <w:r>
-              <w:rPr>
-                <w:rFonts w:ascii="TH SarabunPSK" w:hAnsi="TH SarabunPSK" w:cs="TH SarabunPSK" w:eastAsia="TH SarabunPSK"/>
-                <w:b w:val="0"/>
-                <w:i w:val="0"/>
+            <w:r>
+              <w:rPr>
+                <w:rFonts w:ascii="TH SarabunPSK" w:eastAsia="TH SarabunPSK" w:hAnsi="TH SarabunPSK" w:cs="TH SarabunPSK"/>
                 <w:sz w:val="30"/>
               </w:rPr>
               <w:t>฿6,554.00</w:t>
@@ -11308,12 +11165,10 @@
             <w:pPr>
               <w:jc w:val="center"/>
             </w:pPr>
-            <w:r/>
-            <w:r>
-              <w:rPr>
-                <w:rFonts w:ascii="TH SarabunPSK" w:hAnsi="TH SarabunPSK" w:cs="TH SarabunPSK" w:eastAsia="TH SarabunPSK"/>
+            <w:r>
+              <w:rPr>
+                <w:rFonts w:ascii="TH SarabunPSK" w:eastAsia="TH SarabunPSK" w:hAnsi="TH SarabunPSK" w:cs="TH SarabunPSK"/>
                 <w:b/>
-                <w:i w:val="0"/>
                 <w:sz w:val="30"/>
               </w:rPr>
               <w:t>CAT-1</w:t>
@@ -11333,15 +11188,9 @@
             <w:vAlign w:val="center"/>
           </w:tcPr>
           <w:p>
-            <w:pPr>
-              <w:jc w:val="left"/>
-            </w:pPr>
-            <w:r/>
-            <w:r>
-              <w:rPr>
-                <w:rFonts w:ascii="TH SarabunPSK" w:hAnsi="TH SarabunPSK" w:cs="TH SarabunPSK" w:eastAsia="TH SarabunPSK"/>
-                <w:b w:val="0"/>
-                <w:i w:val="0"/>
+            <w:r>
+              <w:rPr>
+                <w:rFonts w:ascii="TH SarabunPSK" w:eastAsia="TH SarabunPSK" w:hAnsi="TH SarabunPSK" w:cs="TH SarabunPSK"/>
                 <w:sz w:val="30"/>
               </w:rPr>
               <w:t>นวนิยายและวรรณกรรม</w:t>
@@ -11364,12 +11213,9 @@
             <w:pPr>
               <w:jc w:val="center"/>
             </w:pPr>
-            <w:r/>
-            <w:r>
-              <w:rPr>
-                <w:rFonts w:ascii="TH SarabunPSK" w:hAnsi="TH SarabunPSK" w:cs="TH SarabunPSK" w:eastAsia="TH SarabunPSK"/>
-                <w:b w:val="0"/>
-                <w:i w:val="0"/>
+            <w:r>
+              <w:rPr>
+                <w:rFonts w:ascii="TH SarabunPSK" w:eastAsia="TH SarabunPSK" w:hAnsi="TH SarabunPSK" w:cs="TH SarabunPSK"/>
                 <w:sz w:val="30"/>
               </w:rPr>
               <w:t>12 ออเดอร์</w:t>
@@ -11392,12 +11238,9 @@
             <w:pPr>
               <w:jc w:val="center"/>
             </w:pPr>
-            <w:r/>
-            <w:r>
-              <w:rPr>
-                <w:rFonts w:ascii="TH SarabunPSK" w:hAnsi="TH SarabunPSK" w:cs="TH SarabunPSK" w:eastAsia="TH SarabunPSK"/>
-                <w:b w:val="0"/>
-                <w:i w:val="0"/>
+            <w:r>
+              <w:rPr>
+                <w:rFonts w:ascii="TH SarabunPSK" w:eastAsia="TH SarabunPSK" w:hAnsi="TH SarabunPSK" w:cs="TH SarabunPSK"/>
                 <w:sz w:val="30"/>
               </w:rPr>
               <w:t>12 เล่ม</w:t>
@@ -11420,12 +11263,9 @@
             <w:pPr>
               <w:jc w:val="center"/>
             </w:pPr>
-            <w:r/>
-            <w:r>
-              <w:rPr>
-                <w:rFonts w:ascii="TH SarabunPSK" w:hAnsi="TH SarabunPSK" w:cs="TH SarabunPSK" w:eastAsia="TH SarabunPSK"/>
-                <w:b w:val="0"/>
-                <w:i w:val="0"/>
+            <w:r>
+              <w:rPr>
+                <w:rFonts w:ascii="TH SarabunPSK" w:eastAsia="TH SarabunPSK" w:hAnsi="TH SarabunPSK" w:cs="TH SarabunPSK"/>
                 <w:sz w:val="30"/>
               </w:rPr>
               <w:t>฿3,088.00</w:t>
@@ -11454,12 +11294,10 @@
             <w:pPr>
               <w:jc w:val="center"/>
             </w:pPr>
-            <w:r/>
-            <w:r>
-              <w:rPr>
-                <w:rFonts w:ascii="TH SarabunPSK" w:hAnsi="TH SarabunPSK" w:cs="TH SarabunPSK" w:eastAsia="TH SarabunPSK"/>
+            <w:r>
+              <w:rPr>
+                <w:rFonts w:ascii="TH SarabunPSK" w:eastAsia="TH SarabunPSK" w:hAnsi="TH SarabunPSK" w:cs="TH SarabunPSK"/>
                 <w:b/>
-                <w:i w:val="0"/>
                 <w:sz w:val="30"/>
               </w:rPr>
               <w:t>CAT-4</w:t>
@@ -11479,15 +11317,9 @@
             <w:vAlign w:val="center"/>
           </w:tcPr>
           <w:p>
-            <w:pPr>
-              <w:jc w:val="left"/>
-            </w:pPr>
-            <w:r/>
-            <w:r>
-              <w:rPr>
-                <w:rFonts w:ascii="TH SarabunPSK" w:hAnsi="TH SarabunPSK" w:cs="TH SarabunPSK" w:eastAsia="TH SarabunPSK"/>
-                <w:b w:val="0"/>
-                <w:i w:val="0"/>
+            <w:r>
+              <w:rPr>
+                <w:rFonts w:ascii="TH SarabunPSK" w:eastAsia="TH SarabunPSK" w:hAnsi="TH SarabunPSK" w:cs="TH SarabunPSK"/>
                 <w:sz w:val="30"/>
               </w:rPr>
               <w:t>ศิลปะและการออกแบบ</w:t>
@@ -11510,12 +11342,9 @@
             <w:pPr>
               <w:jc w:val="center"/>
             </w:pPr>
-            <w:r/>
-            <w:r>
-              <w:rPr>
-                <w:rFonts w:ascii="TH SarabunPSK" w:hAnsi="TH SarabunPSK" w:cs="TH SarabunPSK" w:eastAsia="TH SarabunPSK"/>
-                <w:b w:val="0"/>
-                <w:i w:val="0"/>
+            <w:r>
+              <w:rPr>
+                <w:rFonts w:ascii="TH SarabunPSK" w:eastAsia="TH SarabunPSK" w:hAnsi="TH SarabunPSK" w:cs="TH SarabunPSK"/>
                 <w:sz w:val="30"/>
               </w:rPr>
               <w:t>3 ออเดอร์</w:t>
@@ -11538,12 +11367,9 @@
             <w:pPr>
               <w:jc w:val="center"/>
             </w:pPr>
-            <w:r/>
-            <w:r>
-              <w:rPr>
-                <w:rFonts w:ascii="TH SarabunPSK" w:hAnsi="TH SarabunPSK" w:cs="TH SarabunPSK" w:eastAsia="TH SarabunPSK"/>
-                <w:b w:val="0"/>
-                <w:i w:val="0"/>
+            <w:r>
+              <w:rPr>
+                <w:rFonts w:ascii="TH SarabunPSK" w:eastAsia="TH SarabunPSK" w:hAnsi="TH SarabunPSK" w:cs="TH SarabunPSK"/>
                 <w:sz w:val="30"/>
               </w:rPr>
               <w:t>5 เล่ม</w:t>
@@ -11566,12 +11392,9 @@
             <w:pPr>
               <w:jc w:val="center"/>
             </w:pPr>
-            <w:r/>
-            <w:r>
-              <w:rPr>
-                <w:rFonts w:ascii="TH SarabunPSK" w:hAnsi="TH SarabunPSK" w:cs="TH SarabunPSK" w:eastAsia="TH SarabunPSK"/>
-                <w:b w:val="0"/>
-                <w:i w:val="0"/>
+            <w:r>
+              <w:rPr>
+                <w:rFonts w:ascii="TH SarabunPSK" w:eastAsia="TH SarabunPSK" w:hAnsi="TH SarabunPSK" w:cs="TH SarabunPSK"/>
                 <w:sz w:val="30"/>
               </w:rPr>
               <w:t>฿1,555.00</w:t>
@@ -11600,12 +11423,10 @@
             <w:pPr>
               <w:jc w:val="center"/>
             </w:pPr>
-            <w:r/>
-            <w:r>
-              <w:rPr>
-                <w:rFonts w:ascii="TH SarabunPSK" w:hAnsi="TH SarabunPSK" w:cs="TH SarabunPSK" w:eastAsia="TH SarabunPSK"/>
+            <w:r>
+              <w:rPr>
+                <w:rFonts w:ascii="TH SarabunPSK" w:eastAsia="TH SarabunPSK" w:hAnsi="TH SarabunPSK" w:cs="TH SarabunPSK"/>
                 <w:b/>
-                <w:i w:val="0"/>
                 <w:sz w:val="30"/>
               </w:rPr>
               <w:t>CAT-3</w:t>
@@ -11625,15 +11446,9 @@
             <w:vAlign w:val="center"/>
           </w:tcPr>
           <w:p>
-            <w:pPr>
-              <w:jc w:val="left"/>
-            </w:pPr>
-            <w:r/>
-            <w:r>
-              <w:rPr>
-                <w:rFonts w:ascii="TH SarabunPSK" w:hAnsi="TH SarabunPSK" w:cs="TH SarabunPSK" w:eastAsia="TH SarabunPSK"/>
-                <w:b w:val="0"/>
-                <w:i w:val="0"/>
+            <w:r>
+              <w:rPr>
+                <w:rFonts w:ascii="TH SarabunPSK" w:eastAsia="TH SarabunPSK" w:hAnsi="TH SarabunPSK" w:cs="TH SarabunPSK"/>
                 <w:sz w:val="30"/>
               </w:rPr>
               <w:t>ประวัติศาสตร์และสารคดี</w:t>
@@ -11656,12 +11471,9 @@
             <w:pPr>
               <w:jc w:val="center"/>
             </w:pPr>
-            <w:r/>
-            <w:r>
-              <w:rPr>
-                <w:rFonts w:ascii="TH SarabunPSK" w:hAnsi="TH SarabunPSK" w:cs="TH SarabunPSK" w:eastAsia="TH SarabunPSK"/>
-                <w:b w:val="0"/>
-                <w:i w:val="0"/>
+            <w:r>
+              <w:rPr>
+                <w:rFonts w:ascii="TH SarabunPSK" w:eastAsia="TH SarabunPSK" w:hAnsi="TH SarabunPSK" w:cs="TH SarabunPSK"/>
                 <w:sz w:val="30"/>
               </w:rPr>
               <w:t>6 ออเดอร์</w:t>
@@ -11684,12 +11496,9 @@
             <w:pPr>
               <w:jc w:val="center"/>
             </w:pPr>
-            <w:r/>
-            <w:r>
-              <w:rPr>
-                <w:rFonts w:ascii="TH SarabunPSK" w:hAnsi="TH SarabunPSK" w:cs="TH SarabunPSK" w:eastAsia="TH SarabunPSK"/>
-                <w:b w:val="0"/>
-                <w:i w:val="0"/>
+            <w:r>
+              <w:rPr>
+                <w:rFonts w:ascii="TH SarabunPSK" w:eastAsia="TH SarabunPSK" w:hAnsi="TH SarabunPSK" w:cs="TH SarabunPSK"/>
                 <w:sz w:val="30"/>
               </w:rPr>
               <w:t>6 เล่ม</w:t>
@@ -11712,12 +11521,9 @@
             <w:pPr>
               <w:jc w:val="center"/>
             </w:pPr>
-            <w:r/>
-            <w:r>
-              <w:rPr>
-                <w:rFonts w:ascii="TH SarabunPSK" w:hAnsi="TH SarabunPSK" w:cs="TH SarabunPSK" w:eastAsia="TH SarabunPSK"/>
-                <w:b w:val="0"/>
-                <w:i w:val="0"/>
+            <w:r>
+              <w:rPr>
+                <w:rFonts w:ascii="TH SarabunPSK" w:eastAsia="TH SarabunPSK" w:hAnsi="TH SarabunPSK" w:cs="TH SarabunPSK"/>
                 <w:sz w:val="30"/>
               </w:rPr>
               <w:t>฿1,454.00</w:t>
@@ -11746,12 +11552,10 @@
             <w:pPr>
               <w:jc w:val="center"/>
             </w:pPr>
-            <w:r/>
-            <w:r>
-              <w:rPr>
-                <w:rFonts w:ascii="TH SarabunPSK" w:hAnsi="TH SarabunPSK" w:cs="TH SarabunPSK" w:eastAsia="TH SarabunPSK"/>
+            <w:r>
+              <w:rPr>
+                <w:rFonts w:ascii="TH SarabunPSK" w:eastAsia="TH SarabunPSK" w:hAnsi="TH SarabunPSK" w:cs="TH SarabunPSK"/>
                 <w:b/>
-                <w:i w:val="0"/>
                 <w:sz w:val="30"/>
               </w:rPr>
               <w:t>CAT-5</w:t>
@@ -11771,15 +11575,9 @@
             <w:vAlign w:val="center"/>
           </w:tcPr>
           <w:p>
-            <w:pPr>
-              <w:jc w:val="left"/>
-            </w:pPr>
-            <w:r/>
-            <w:r>
-              <w:rPr>
-                <w:rFonts w:ascii="TH SarabunPSK" w:hAnsi="TH SarabunPSK" w:cs="TH SarabunPSK" w:eastAsia="TH SarabunPSK"/>
-                <w:b w:val="0"/>
-                <w:i w:val="0"/>
+            <w:r>
+              <w:rPr>
+                <w:rFonts w:ascii="TH SarabunPSK" w:eastAsia="TH SarabunPSK" w:hAnsi="TH SarabunPSK" w:cs="TH SarabunPSK"/>
                 <w:sz w:val="30"/>
               </w:rPr>
               <w:t>ไลฟ์สไตล์และอาหาร</w:t>
@@ -11802,12 +11600,9 @@
             <w:pPr>
               <w:jc w:val="center"/>
             </w:pPr>
-            <w:r/>
-            <w:r>
-              <w:rPr>
-                <w:rFonts w:ascii="TH SarabunPSK" w:hAnsi="TH SarabunPSK" w:cs="TH SarabunPSK" w:eastAsia="TH SarabunPSK"/>
-                <w:b w:val="0"/>
-                <w:i w:val="0"/>
+            <w:r>
+              <w:rPr>
+                <w:rFonts w:ascii="TH SarabunPSK" w:eastAsia="TH SarabunPSK" w:hAnsi="TH SarabunPSK" w:cs="TH SarabunPSK"/>
                 <w:sz w:val="30"/>
               </w:rPr>
               <w:t>4 ออเดอร์</w:t>
@@ -11830,12 +11625,9 @@
             <w:pPr>
               <w:jc w:val="center"/>
             </w:pPr>
-            <w:r/>
-            <w:r>
-              <w:rPr>
-                <w:rFonts w:ascii="TH SarabunPSK" w:hAnsi="TH SarabunPSK" w:cs="TH SarabunPSK" w:eastAsia="TH SarabunPSK"/>
-                <w:b w:val="0"/>
-                <w:i w:val="0"/>
+            <w:r>
+              <w:rPr>
+                <w:rFonts w:ascii="TH SarabunPSK" w:eastAsia="TH SarabunPSK" w:hAnsi="TH SarabunPSK" w:cs="TH SarabunPSK"/>
                 <w:sz w:val="30"/>
               </w:rPr>
               <w:t>4 เล่ม</w:t>
@@ -11858,12 +11650,9 @@
             <w:pPr>
               <w:jc w:val="center"/>
             </w:pPr>
-            <w:r/>
-            <w:r>
-              <w:rPr>
-                <w:rFonts w:ascii="TH SarabunPSK" w:hAnsi="TH SarabunPSK" w:cs="TH SarabunPSK" w:eastAsia="TH SarabunPSK"/>
-                <w:b w:val="0"/>
-                <w:i w:val="0"/>
+            <w:r>
+              <w:rPr>
+                <w:rFonts w:ascii="TH SarabunPSK" w:eastAsia="TH SarabunPSK" w:hAnsi="TH SarabunPSK" w:cs="TH SarabunPSK"/>
                 <w:sz w:val="30"/>
               </w:rPr>
               <w:t>฿1,226.00</w:t>
@@ -12189,15 +11978,10 @@
             <w:vAlign w:val="center"/>
           </w:tcPr>
           <w:p>
-            <w:pPr>
-              <w:jc w:val="left"/>
-            </w:pPr>
-            <w:r/>
-            <w:r>
-              <w:rPr>
-                <w:rFonts w:ascii="TH SarabunPSK" w:hAnsi="TH SarabunPSK" w:cs="TH SarabunPSK" w:eastAsia="TH SarabunPSK"/>
+            <w:r>
+              <w:rPr>
+                <w:rFonts w:ascii="TH SarabunPSK" w:eastAsia="TH SarabunPSK" w:hAnsi="TH SarabunPSK" w:cs="TH SarabunPSK"/>
                 <w:b/>
-                <w:i w:val="0"/>
                 <w:sz w:val="30"/>
               </w:rPr>
               <w:t>KANNITI YASO</w:t>
@@ -12217,15 +12001,9 @@
             <w:vAlign w:val="center"/>
           </w:tcPr>
           <w:p>
-            <w:pPr>
-              <w:jc w:val="left"/>
-            </w:pPr>
-            <w:r/>
-            <w:r>
-              <w:rPr>
-                <w:rFonts w:ascii="TH SarabunPSK" w:hAnsi="TH SarabunPSK" w:cs="TH SarabunPSK" w:eastAsia="TH SarabunPSK"/>
-                <w:b w:val="0"/>
-                <w:i w:val="0"/>
+            <w:r>
+              <w:rPr>
+                <w:rFonts w:ascii="TH SarabunPSK" w:eastAsia="TH SarabunPSK" w:hAnsi="TH SarabunPSK" w:cs="TH SarabunPSK"/>
                 <w:sz w:val="30"/>
               </w:rPr>
               <w:t>firts.zx99@gmail.com</w:t>
@@ -12248,12 +12026,9 @@
             <w:pPr>
               <w:jc w:val="center"/>
             </w:pPr>
-            <w:r/>
-            <w:r>
-              <w:rPr>
-                <w:rFonts w:ascii="TH SarabunPSK" w:hAnsi="TH SarabunPSK" w:cs="TH SarabunPSK" w:eastAsia="TH SarabunPSK"/>
-                <w:b w:val="0"/>
-                <w:i w:val="0"/>
+            <w:r>
+              <w:rPr>
+                <w:rFonts w:ascii="TH SarabunPSK" w:eastAsia="TH SarabunPSK" w:hAnsi="TH SarabunPSK" w:cs="TH SarabunPSK"/>
                 <w:sz w:val="30"/>
               </w:rPr>
               <w:t>10 ออเดอร์</w:t>
@@ -12276,12 +12051,9 @@
             <w:pPr>
               <w:jc w:val="center"/>
             </w:pPr>
-            <w:r/>
-            <w:r>
-              <w:rPr>
-                <w:rFonts w:ascii="TH SarabunPSK" w:hAnsi="TH SarabunPSK" w:cs="TH SarabunPSK" w:eastAsia="TH SarabunPSK"/>
-                <w:b w:val="0"/>
-                <w:i w:val="0"/>
+            <w:r>
+              <w:rPr>
+                <w:rFonts w:ascii="TH SarabunPSK" w:eastAsia="TH SarabunPSK" w:hAnsi="TH SarabunPSK" w:cs="TH SarabunPSK"/>
                 <w:sz w:val="30"/>
               </w:rPr>
               <w:t>฿3,937.00</w:t>
@@ -12304,12 +12076,9 @@
             <w:pPr>
               <w:jc w:val="center"/>
             </w:pPr>
-            <w:r/>
-            <w:r>
-              <w:rPr>
-                <w:rFonts w:ascii="TH SarabunPSK" w:hAnsi="TH SarabunPSK" w:cs="TH SarabunPSK" w:eastAsia="TH SarabunPSK"/>
-                <w:b w:val="0"/>
-                <w:i w:val="0"/>
+            <w:r>
+              <w:rPr>
+                <w:rFonts w:ascii="TH SarabunPSK" w:eastAsia="TH SarabunPSK" w:hAnsi="TH SarabunPSK" w:cs="TH SarabunPSK"/>
                 <w:sz w:val="30"/>
               </w:rPr>
               <w:t>9 ออเดอร์</w:t>
@@ -12332,12 +12101,9 @@
             <w:pPr>
               <w:jc w:val="center"/>
             </w:pPr>
-            <w:r/>
-            <w:r>
-              <w:rPr>
-                <w:rFonts w:ascii="TH SarabunPSK" w:hAnsi="TH SarabunPSK" w:cs="TH SarabunPSK" w:eastAsia="TH SarabunPSK"/>
-                <w:b w:val="0"/>
-                <w:i w:val="0"/>
+            <w:r>
+              <w:rPr>
+                <w:rFonts w:ascii="TH SarabunPSK" w:eastAsia="TH SarabunPSK" w:hAnsi="TH SarabunPSK" w:cs="TH SarabunPSK"/>
                 <w:sz w:val="30"/>
               </w:rPr>
               <w:t>1 ออเดอร์</w:t>
@@ -12360,12 +12126,9 @@
             <w:pPr>
               <w:jc w:val="center"/>
             </w:pPr>
-            <w:r/>
-            <w:r>
-              <w:rPr>
-                <w:rFonts w:ascii="TH SarabunPSK" w:hAnsi="TH SarabunPSK" w:cs="TH SarabunPSK" w:eastAsia="TH SarabunPSK"/>
-                <w:b w:val="0"/>
-                <w:i w:val="0"/>
+            <w:r>
+              <w:rPr>
+                <w:rFonts w:ascii="TH SarabunPSK" w:eastAsia="TH SarabunPSK" w:hAnsi="TH SarabunPSK" w:cs="TH SarabunPSK"/>
                 <w:sz w:val="30"/>
               </w:rPr>
               <w:t>0</w:t>
@@ -12391,15 +12154,10 @@
             <w:vAlign w:val="center"/>
           </w:tcPr>
           <w:p>
-            <w:pPr>
-              <w:jc w:val="left"/>
-            </w:pPr>
-            <w:r/>
-            <w:r>
-              <w:rPr>
-                <w:rFonts w:ascii="TH SarabunPSK" w:hAnsi="TH SarabunPSK" w:cs="TH SarabunPSK" w:eastAsia="TH SarabunPSK"/>
+            <w:r>
+              <w:rPr>
+                <w:rFonts w:ascii="TH SarabunPSK" w:eastAsia="TH SarabunPSK" w:hAnsi="TH SarabunPSK" w:cs="TH SarabunPSK"/>
                 <w:b/>
-                <w:i w:val="0"/>
                 <w:sz w:val="30"/>
               </w:rPr>
               <w:t>พีรณัฐ สายซอฟต์แวร์</w:t>
@@ -12419,15 +12177,9 @@
             <w:vAlign w:val="center"/>
           </w:tcPr>
           <w:p>
-            <w:pPr>
-              <w:jc w:val="left"/>
-            </w:pPr>
-            <w:r/>
-            <w:r>
-              <w:rPr>
-                <w:rFonts w:ascii="TH SarabunPSK" w:hAnsi="TH SarabunPSK" w:cs="TH SarabunPSK" w:eastAsia="TH SarabunPSK"/>
-                <w:b w:val="0"/>
-                <w:i w:val="0"/>
+            <w:r>
+              <w:rPr>
+                <w:rFonts w:ascii="TH SarabunPSK" w:eastAsia="TH SarabunPSK" w:hAnsi="TH SarabunPSK" w:cs="TH SarabunPSK"/>
                 <w:sz w:val="30"/>
               </w:rPr>
               <w:t>peerat.dev@outlook.com</w:t>
@@ -12450,12 +12202,9 @@
             <w:pPr>
               <w:jc w:val="center"/>
             </w:pPr>
-            <w:r/>
-            <w:r>
-              <w:rPr>
-                <w:rFonts w:ascii="TH SarabunPSK" w:hAnsi="TH SarabunPSK" w:cs="TH SarabunPSK" w:eastAsia="TH SarabunPSK"/>
-                <w:b w:val="0"/>
-                <w:i w:val="0"/>
+            <w:r>
+              <w:rPr>
+                <w:rFonts w:ascii="TH SarabunPSK" w:eastAsia="TH SarabunPSK" w:hAnsi="TH SarabunPSK" w:cs="TH SarabunPSK"/>
                 <w:sz w:val="30"/>
               </w:rPr>
               <w:t>5 ออเดอร์</w:t>
@@ -12478,12 +12227,9 @@
             <w:pPr>
               <w:jc w:val="center"/>
             </w:pPr>
-            <w:r/>
-            <w:r>
-              <w:rPr>
-                <w:rFonts w:ascii="TH SarabunPSK" w:hAnsi="TH SarabunPSK" w:cs="TH SarabunPSK" w:eastAsia="TH SarabunPSK"/>
-                <w:b w:val="0"/>
-                <w:i w:val="0"/>
+            <w:r>
+              <w:rPr>
+                <w:rFonts w:ascii="TH SarabunPSK" w:eastAsia="TH SarabunPSK" w:hAnsi="TH SarabunPSK" w:cs="TH SarabunPSK"/>
                 <w:sz w:val="30"/>
               </w:rPr>
               <w:t>฿2,524.00</w:t>
@@ -12506,12 +12252,9 @@
             <w:pPr>
               <w:jc w:val="center"/>
             </w:pPr>
-            <w:r/>
-            <w:r>
-              <w:rPr>
-                <w:rFonts w:ascii="TH SarabunPSK" w:hAnsi="TH SarabunPSK" w:cs="TH SarabunPSK" w:eastAsia="TH SarabunPSK"/>
-                <w:b w:val="0"/>
-                <w:i w:val="0"/>
+            <w:r>
+              <w:rPr>
+                <w:rFonts w:ascii="TH SarabunPSK" w:eastAsia="TH SarabunPSK" w:hAnsi="TH SarabunPSK" w:cs="TH SarabunPSK"/>
                 <w:sz w:val="30"/>
               </w:rPr>
               <w:t>5 ออเดอร์</w:t>
@@ -12534,12 +12277,9 @@
             <w:pPr>
               <w:jc w:val="center"/>
             </w:pPr>
-            <w:r/>
-            <w:r>
-              <w:rPr>
-                <w:rFonts w:ascii="TH SarabunPSK" w:hAnsi="TH SarabunPSK" w:cs="TH SarabunPSK" w:eastAsia="TH SarabunPSK"/>
-                <w:b w:val="0"/>
-                <w:i w:val="0"/>
+            <w:r>
+              <w:rPr>
+                <w:rFonts w:ascii="TH SarabunPSK" w:eastAsia="TH SarabunPSK" w:hAnsi="TH SarabunPSK" w:cs="TH SarabunPSK"/>
                 <w:sz w:val="30"/>
               </w:rPr>
               <w:t>0</w:t>
@@ -12562,12 +12302,9 @@
             <w:pPr>
               <w:jc w:val="center"/>
             </w:pPr>
-            <w:r/>
-            <w:r>
-              <w:rPr>
-                <w:rFonts w:ascii="TH SarabunPSK" w:hAnsi="TH SarabunPSK" w:cs="TH SarabunPSK" w:eastAsia="TH SarabunPSK"/>
-                <w:b w:val="0"/>
-                <w:i w:val="0"/>
+            <w:r>
+              <w:rPr>
+                <w:rFonts w:ascii="TH SarabunPSK" w:eastAsia="TH SarabunPSK" w:hAnsi="TH SarabunPSK" w:cs="TH SarabunPSK"/>
                 <w:sz w:val="30"/>
               </w:rPr>
               <w:t>0</w:t>
@@ -12593,17 +12330,13 @@
             <w:vAlign w:val="center"/>
           </w:tcPr>
           <w:p>
-            <w:pPr>
-              <w:jc w:val="left"/>
-            </w:pPr>
-            <w:r/>
-            <w:r>
-              <w:rPr>
-                <w:rFonts w:ascii="TH SarabunPSK" w:hAnsi="TH SarabunPSK" w:cs="TH SarabunPSK" w:eastAsia="TH SarabunPSK"/>
+            <w:r>
+              <w:rPr>
+                <w:rFonts w:ascii="TH SarabunPSK" w:eastAsia="TH SarabunPSK" w:hAnsi="TH SarabunPSK" w:cs="TH SarabunPSK"/>
                 <w:b/>
-                <w:i w:val="0"/>
-                <w:sz w:val="30"/>
-              </w:rPr>
+                <w:sz w:val="30"/>
+              </w:rPr>
+              <w:lastRenderedPageBreak/>
               <w:t>สมชาย สายโค้ด</w:t>
             </w:r>
           </w:p>
@@ -12621,15 +12354,9 @@
             <w:vAlign w:val="center"/>
           </w:tcPr>
           <w:p>
-            <w:pPr>
-              <w:jc w:val="left"/>
-            </w:pPr>
-            <w:r/>
-            <w:r>
-              <w:rPr>
-                <w:rFonts w:ascii="TH SarabunPSK" w:hAnsi="TH SarabunPSK" w:cs="TH SarabunPSK" w:eastAsia="TH SarabunPSK"/>
-                <w:b w:val="0"/>
-                <w:i w:val="0"/>
+            <w:r>
+              <w:rPr>
+                <w:rFonts w:ascii="TH SarabunPSK" w:eastAsia="TH SarabunPSK" w:hAnsi="TH SarabunPSK" w:cs="TH SarabunPSK"/>
                 <w:sz w:val="30"/>
               </w:rPr>
               <w:t>somchai.tech@gmail.com</w:t>
@@ -12652,12 +12379,9 @@
             <w:pPr>
               <w:jc w:val="center"/>
             </w:pPr>
-            <w:r/>
-            <w:r>
-              <w:rPr>
-                <w:rFonts w:ascii="TH SarabunPSK" w:hAnsi="TH SarabunPSK" w:cs="TH SarabunPSK" w:eastAsia="TH SarabunPSK"/>
-                <w:b w:val="0"/>
-                <w:i w:val="0"/>
+            <w:r>
+              <w:rPr>
+                <w:rFonts w:ascii="TH SarabunPSK" w:eastAsia="TH SarabunPSK" w:hAnsi="TH SarabunPSK" w:cs="TH SarabunPSK"/>
                 <w:sz w:val="30"/>
               </w:rPr>
               <w:t>6 ออเดอร์</w:t>
@@ -12680,12 +12404,9 @@
             <w:pPr>
               <w:jc w:val="center"/>
             </w:pPr>
-            <w:r/>
-            <w:r>
-              <w:rPr>
-                <w:rFonts w:ascii="TH SarabunPSK" w:hAnsi="TH SarabunPSK" w:cs="TH SarabunPSK" w:eastAsia="TH SarabunPSK"/>
-                <w:b w:val="0"/>
-                <w:i w:val="0"/>
+            <w:r>
+              <w:rPr>
+                <w:rFonts w:ascii="TH SarabunPSK" w:eastAsia="TH SarabunPSK" w:hAnsi="TH SarabunPSK" w:cs="TH SarabunPSK"/>
                 <w:sz w:val="30"/>
               </w:rPr>
               <w:t>฿2,035.00</w:t>
@@ -12708,12 +12429,9 @@
             <w:pPr>
               <w:jc w:val="center"/>
             </w:pPr>
-            <w:r/>
-            <w:r>
-              <w:rPr>
-                <w:rFonts w:ascii="TH SarabunPSK" w:hAnsi="TH SarabunPSK" w:cs="TH SarabunPSK" w:eastAsia="TH SarabunPSK"/>
-                <w:b w:val="0"/>
-                <w:i w:val="0"/>
+            <w:r>
+              <w:rPr>
+                <w:rFonts w:ascii="TH SarabunPSK" w:eastAsia="TH SarabunPSK" w:hAnsi="TH SarabunPSK" w:cs="TH SarabunPSK"/>
                 <w:sz w:val="30"/>
               </w:rPr>
               <w:t>4 ออเดอร์</w:t>
@@ -12736,12 +12454,9 @@
             <w:pPr>
               <w:jc w:val="center"/>
             </w:pPr>
-            <w:r/>
-            <w:r>
-              <w:rPr>
-                <w:rFonts w:ascii="TH SarabunPSK" w:hAnsi="TH SarabunPSK" w:cs="TH SarabunPSK" w:eastAsia="TH SarabunPSK"/>
-                <w:b w:val="0"/>
-                <w:i w:val="0"/>
+            <w:r>
+              <w:rPr>
+                <w:rFonts w:ascii="TH SarabunPSK" w:eastAsia="TH SarabunPSK" w:hAnsi="TH SarabunPSK" w:cs="TH SarabunPSK"/>
                 <w:sz w:val="30"/>
               </w:rPr>
               <w:t>1 ออเดอร์</w:t>
@@ -12764,12 +12479,9 @@
             <w:pPr>
               <w:jc w:val="center"/>
             </w:pPr>
-            <w:r/>
-            <w:r>
-              <w:rPr>
-                <w:rFonts w:ascii="TH SarabunPSK" w:hAnsi="TH SarabunPSK" w:cs="TH SarabunPSK" w:eastAsia="TH SarabunPSK"/>
-                <w:b w:val="0"/>
-                <w:i w:val="0"/>
+            <w:r>
+              <w:rPr>
+                <w:rFonts w:ascii="TH SarabunPSK" w:eastAsia="TH SarabunPSK" w:hAnsi="TH SarabunPSK" w:cs="TH SarabunPSK"/>
                 <w:sz w:val="30"/>
               </w:rPr>
               <w:t>1 ออเดอร์</w:t>
@@ -12795,15 +12507,10 @@
             <w:vAlign w:val="center"/>
           </w:tcPr>
           <w:p>
-            <w:pPr>
-              <w:jc w:val="left"/>
-            </w:pPr>
-            <w:r/>
-            <w:r>
-              <w:rPr>
-                <w:rFonts w:ascii="TH SarabunPSK" w:hAnsi="TH SarabunPSK" w:cs="TH SarabunPSK" w:eastAsia="TH SarabunPSK"/>
+            <w:r>
+              <w:rPr>
+                <w:rFonts w:ascii="TH SarabunPSK" w:eastAsia="TH SarabunPSK" w:hAnsi="TH SarabunPSK" w:cs="TH SarabunPSK"/>
                 <w:b/>
-                <w:i w:val="0"/>
                 <w:sz w:val="30"/>
               </w:rPr>
               <w:t>ธนวัฒน์ ศิลป์สว่าง</w:t>
@@ -12823,15 +12530,9 @@
             <w:vAlign w:val="center"/>
           </w:tcPr>
           <w:p>
-            <w:pPr>
-              <w:jc w:val="left"/>
-            </w:pPr>
-            <w:r/>
-            <w:r>
-              <w:rPr>
-                <w:rFonts w:ascii="TH SarabunPSK" w:hAnsi="TH SarabunPSK" w:cs="TH SarabunPSK" w:eastAsia="TH SarabunPSK"/>
-                <w:b w:val="0"/>
-                <w:i w:val="0"/>
+            <w:r>
+              <w:rPr>
+                <w:rFonts w:ascii="TH SarabunPSK" w:eastAsia="TH SarabunPSK" w:hAnsi="TH SarabunPSK" w:cs="TH SarabunPSK"/>
                 <w:sz w:val="30"/>
               </w:rPr>
               <w:t>tanawat.design@gmail.com</w:t>
@@ -12854,12 +12555,9 @@
             <w:pPr>
               <w:jc w:val="center"/>
             </w:pPr>
-            <w:r/>
-            <w:r>
-              <w:rPr>
-                <w:rFonts w:ascii="TH SarabunPSK" w:hAnsi="TH SarabunPSK" w:cs="TH SarabunPSK" w:eastAsia="TH SarabunPSK"/>
-                <w:b w:val="0"/>
-                <w:i w:val="0"/>
+            <w:r>
+              <w:rPr>
+                <w:rFonts w:ascii="TH SarabunPSK" w:eastAsia="TH SarabunPSK" w:hAnsi="TH SarabunPSK" w:cs="TH SarabunPSK"/>
                 <w:sz w:val="30"/>
               </w:rPr>
               <w:t>6 ออเดอร์</w:t>
@@ -12882,12 +12580,9 @@
             <w:pPr>
               <w:jc w:val="center"/>
             </w:pPr>
-            <w:r/>
-            <w:r>
-              <w:rPr>
-                <w:rFonts w:ascii="TH SarabunPSK" w:hAnsi="TH SarabunPSK" w:cs="TH SarabunPSK" w:eastAsia="TH SarabunPSK"/>
-                <w:b w:val="0"/>
-                <w:i w:val="0"/>
+            <w:r>
+              <w:rPr>
+                <w:rFonts w:ascii="TH SarabunPSK" w:eastAsia="TH SarabunPSK" w:hAnsi="TH SarabunPSK" w:cs="TH SarabunPSK"/>
                 <w:sz w:val="30"/>
               </w:rPr>
               <w:t>฿1,944.00</w:t>
@@ -12910,12 +12605,9 @@
             <w:pPr>
               <w:jc w:val="center"/>
             </w:pPr>
-            <w:r/>
-            <w:r>
-              <w:rPr>
-                <w:rFonts w:ascii="TH SarabunPSK" w:hAnsi="TH SarabunPSK" w:cs="TH SarabunPSK" w:eastAsia="TH SarabunPSK"/>
-                <w:b w:val="0"/>
-                <w:i w:val="0"/>
+            <w:r>
+              <w:rPr>
+                <w:rFonts w:ascii="TH SarabunPSK" w:eastAsia="TH SarabunPSK" w:hAnsi="TH SarabunPSK" w:cs="TH SarabunPSK"/>
                 <w:sz w:val="30"/>
               </w:rPr>
               <w:t>4 ออเดอร์</w:t>
@@ -12938,12 +12630,9 @@
             <w:pPr>
               <w:jc w:val="center"/>
             </w:pPr>
-            <w:r/>
-            <w:r>
-              <w:rPr>
-                <w:rFonts w:ascii="TH SarabunPSK" w:hAnsi="TH SarabunPSK" w:cs="TH SarabunPSK" w:eastAsia="TH SarabunPSK"/>
-                <w:b w:val="0"/>
-                <w:i w:val="0"/>
+            <w:r>
+              <w:rPr>
+                <w:rFonts w:ascii="TH SarabunPSK" w:eastAsia="TH SarabunPSK" w:hAnsi="TH SarabunPSK" w:cs="TH SarabunPSK"/>
                 <w:sz w:val="30"/>
               </w:rPr>
               <w:t>1 ออเดอร์</w:t>
@@ -12966,12 +12655,9 @@
             <w:pPr>
               <w:jc w:val="center"/>
             </w:pPr>
-            <w:r/>
-            <w:r>
-              <w:rPr>
-                <w:rFonts w:ascii="TH SarabunPSK" w:hAnsi="TH SarabunPSK" w:cs="TH SarabunPSK" w:eastAsia="TH SarabunPSK"/>
-                <w:b w:val="0"/>
-                <w:i w:val="0"/>
+            <w:r>
+              <w:rPr>
+                <w:rFonts w:ascii="TH SarabunPSK" w:eastAsia="TH SarabunPSK" w:hAnsi="TH SarabunPSK" w:cs="TH SarabunPSK"/>
                 <w:sz w:val="30"/>
               </w:rPr>
               <w:t>1 ออเดอร์</w:t>
@@ -12997,15 +12683,10 @@
             <w:vAlign w:val="center"/>
           </w:tcPr>
           <w:p>
-            <w:pPr>
-              <w:jc w:val="left"/>
-            </w:pPr>
-            <w:r/>
-            <w:r>
-              <w:rPr>
-                <w:rFonts w:ascii="TH SarabunPSK" w:hAnsi="TH SarabunPSK" w:cs="TH SarabunPSK" w:eastAsia="TH SarabunPSK"/>
+            <w:r>
+              <w:rPr>
+                <w:rFonts w:ascii="TH SarabunPSK" w:eastAsia="TH SarabunPSK" w:hAnsi="TH SarabunPSK" w:cs="TH SarabunPSK"/>
                 <w:b/>
-                <w:i w:val="0"/>
                 <w:sz w:val="30"/>
               </w:rPr>
               <w:t>วนิดา นักอ่านตัวยง</w:t>
@@ -13025,15 +12706,9 @@
             <w:vAlign w:val="center"/>
           </w:tcPr>
           <w:p>
-            <w:pPr>
-              <w:jc w:val="left"/>
-            </w:pPr>
-            <w:r/>
-            <w:r>
-              <w:rPr>
-                <w:rFonts w:ascii="TH SarabunPSK" w:hAnsi="TH SarabunPSK" w:cs="TH SarabunPSK" w:eastAsia="TH SarabunPSK"/>
-                <w:b w:val="0"/>
-                <w:i w:val="0"/>
+            <w:r>
+              <w:rPr>
+                <w:rFonts w:ascii="TH SarabunPSK" w:eastAsia="TH SarabunPSK" w:hAnsi="TH SarabunPSK" w:cs="TH SarabunPSK"/>
                 <w:sz w:val="30"/>
               </w:rPr>
               <w:t>wanida.read@hotmail.com</w:t>
@@ -13056,12 +12731,9 @@
             <w:pPr>
               <w:jc w:val="center"/>
             </w:pPr>
-            <w:r/>
-            <w:r>
-              <w:rPr>
-                <w:rFonts w:ascii="TH SarabunPSK" w:hAnsi="TH SarabunPSK" w:cs="TH SarabunPSK" w:eastAsia="TH SarabunPSK"/>
-                <w:b w:val="0"/>
-                <w:i w:val="0"/>
+            <w:r>
+              <w:rPr>
+                <w:rFonts w:ascii="TH SarabunPSK" w:eastAsia="TH SarabunPSK" w:hAnsi="TH SarabunPSK" w:cs="TH SarabunPSK"/>
                 <w:sz w:val="30"/>
               </w:rPr>
               <w:t>7 ออเดอร์</w:t>
@@ -13084,12 +12756,9 @@
             <w:pPr>
               <w:jc w:val="center"/>
             </w:pPr>
-            <w:r/>
-            <w:r>
-              <w:rPr>
-                <w:rFonts w:ascii="TH SarabunPSK" w:hAnsi="TH SarabunPSK" w:cs="TH SarabunPSK" w:eastAsia="TH SarabunPSK"/>
-                <w:b w:val="0"/>
-                <w:i w:val="0"/>
+            <w:r>
+              <w:rPr>
+                <w:rFonts w:ascii="TH SarabunPSK" w:eastAsia="TH SarabunPSK" w:hAnsi="TH SarabunPSK" w:cs="TH SarabunPSK"/>
                 <w:sz w:val="30"/>
               </w:rPr>
               <w:t>฿1,893.00</w:t>
@@ -13112,12 +12781,9 @@
             <w:pPr>
               <w:jc w:val="center"/>
             </w:pPr>
-            <w:r/>
-            <w:r>
-              <w:rPr>
-                <w:rFonts w:ascii="TH SarabunPSK" w:hAnsi="TH SarabunPSK" w:cs="TH SarabunPSK" w:eastAsia="TH SarabunPSK"/>
-                <w:b w:val="0"/>
-                <w:i w:val="0"/>
+            <w:r>
+              <w:rPr>
+                <w:rFonts w:ascii="TH SarabunPSK" w:eastAsia="TH SarabunPSK" w:hAnsi="TH SarabunPSK" w:cs="TH SarabunPSK"/>
                 <w:sz w:val="30"/>
               </w:rPr>
               <w:t>5 ออเดอร์</w:t>
@@ -13140,12 +12806,9 @@
             <w:pPr>
               <w:jc w:val="center"/>
             </w:pPr>
-            <w:r/>
-            <w:r>
-              <w:rPr>
-                <w:rFonts w:ascii="TH SarabunPSK" w:hAnsi="TH SarabunPSK" w:cs="TH SarabunPSK" w:eastAsia="TH SarabunPSK"/>
-                <w:b w:val="0"/>
-                <w:i w:val="0"/>
+            <w:r>
+              <w:rPr>
+                <w:rFonts w:ascii="TH SarabunPSK" w:eastAsia="TH SarabunPSK" w:hAnsi="TH SarabunPSK" w:cs="TH SarabunPSK"/>
                 <w:sz w:val="30"/>
               </w:rPr>
               <w:t>1 ออเดอร์</w:t>
@@ -13168,12 +12831,9 @@
             <w:pPr>
               <w:jc w:val="center"/>
             </w:pPr>
-            <w:r/>
-            <w:r>
-              <w:rPr>
-                <w:rFonts w:ascii="TH SarabunPSK" w:hAnsi="TH SarabunPSK" w:cs="TH SarabunPSK" w:eastAsia="TH SarabunPSK"/>
-                <w:b w:val="0"/>
-                <w:i w:val="0"/>
+            <w:r>
+              <w:rPr>
+                <w:rFonts w:ascii="TH SarabunPSK" w:eastAsia="TH SarabunPSK" w:hAnsi="TH SarabunPSK" w:cs="TH SarabunPSK"/>
                 <w:sz w:val="30"/>
               </w:rPr>
               <w:t>1 ออเดอร์</w:t>
@@ -13228,7 +12888,7 @@
       <w:r>
         <w:drawing>
           <wp:inline xmlns:a="http://schemas.openxmlformats.org/drawingml/2006/main" xmlns:pic="http://schemas.openxmlformats.org/drawingml/2006/picture">
-            <wp:extent cx="4754880" cy="2402205"/>
+            <wp:extent cx="4754880" cy="515112"/>
             <wp:docPr id="4" name="Picture 4"/>
             <wp:cNvGraphicFramePr>
               <a:graphicFrameLocks noChangeAspect="1"/>
@@ -13249,7 +12909,7 @@
                   <pic:spPr>
                     <a:xfrm>
                       <a:off x="0" y="0"/>
-                      <a:ext cx="4754880" cy="2402205"/>
+                      <a:ext cx="4754880" cy="515112"/>
                     </a:xfrm>
                     <a:prstGeom prst="rect"/>
                   </pic:spPr>
@@ -13300,7 +12960,7 @@
       <w:r>
         <w:drawing>
           <wp:inline xmlns:a="http://schemas.openxmlformats.org/drawingml/2006/main" xmlns:pic="http://schemas.openxmlformats.org/drawingml/2006/picture">
-            <wp:extent cx="4206240" cy="2957512"/>
+            <wp:extent cx="4206240" cy="2793206"/>
             <wp:docPr id="5" name="Picture 5"/>
             <wp:cNvGraphicFramePr>
               <a:graphicFrameLocks noChangeAspect="1"/>
@@ -13321,7 +12981,7 @@
                   <pic:spPr>
                     <a:xfrm>
                       <a:off x="0" y="0"/>
-                      <a:ext cx="4206240" cy="2957512"/>
+                      <a:ext cx="4206240" cy="2793206"/>
                     </a:xfrm>
                     <a:prstGeom prst="rect"/>
                   </pic:spPr>
@@ -13377,7 +13037,7 @@
       <w:r>
         <w:drawing>
           <wp:inline xmlns:a="http://schemas.openxmlformats.org/drawingml/2006/main" xmlns:pic="http://schemas.openxmlformats.org/drawingml/2006/picture">
-            <wp:extent cx="4206240" cy="2957512"/>
+            <wp:extent cx="4206240" cy="2793206"/>
             <wp:docPr id="6" name="Picture 6"/>
             <wp:cNvGraphicFramePr>
               <a:graphicFrameLocks noChangeAspect="1"/>
@@ -13398,7 +13058,7 @@
                   <pic:spPr>
                     <a:xfrm>
                       <a:off x="0" y="0"/>
-                      <a:ext cx="4206240" cy="2957512"/>
+                      <a:ext cx="4206240" cy="2793206"/>
                     </a:xfrm>
                     <a:prstGeom prst="rect"/>
                   </pic:spPr>
@@ -13449,7 +13109,7 @@
       <w:r>
         <w:drawing>
           <wp:inline xmlns:a="http://schemas.openxmlformats.org/drawingml/2006/main" xmlns:pic="http://schemas.openxmlformats.org/drawingml/2006/picture">
-            <wp:extent cx="4389120" cy="2217420"/>
+            <wp:extent cx="4389120" cy="2249424"/>
             <wp:docPr id="7" name="Picture 7"/>
             <wp:cNvGraphicFramePr>
               <a:graphicFrameLocks noChangeAspect="1"/>
@@ -13470,7 +13130,7 @@
                   <pic:spPr>
                     <a:xfrm>
                       <a:off x="0" y="0"/>
-                      <a:ext cx="4389120" cy="2217420"/>
+                      <a:ext cx="4389120" cy="2249424"/>
                     </a:xfrm>
                     <a:prstGeom prst="rect"/>
                   </pic:spPr>
@@ -13526,7 +13186,7 @@
       <w:r>
         <w:drawing>
           <wp:inline xmlns:a="http://schemas.openxmlformats.org/drawingml/2006/main" xmlns:pic="http://schemas.openxmlformats.org/drawingml/2006/picture">
-            <wp:extent cx="4389120" cy="2217420"/>
+            <wp:extent cx="4389120" cy="2249424"/>
             <wp:docPr id="8" name="Picture 8"/>
             <wp:cNvGraphicFramePr>
               <a:graphicFrameLocks noChangeAspect="1"/>
@@ -13547,7 +13207,7 @@
                   <pic:spPr>
                     <a:xfrm>
                       <a:off x="0" y="0"/>
-                      <a:ext cx="4389120" cy="2217420"/>
+                      <a:ext cx="4389120" cy="2249424"/>
                     </a:xfrm>
                     <a:prstGeom prst="rect"/>
                   </pic:spPr>
@@ -13598,7 +13258,7 @@
       <w:r>
         <w:drawing>
           <wp:inline xmlns:a="http://schemas.openxmlformats.org/drawingml/2006/main" xmlns:pic="http://schemas.openxmlformats.org/drawingml/2006/picture">
-            <wp:extent cx="4754880" cy="2402205"/>
+            <wp:extent cx="4754880" cy="515112"/>
             <wp:docPr id="9" name="Picture 9"/>
             <wp:cNvGraphicFramePr>
               <a:graphicFrameLocks noChangeAspect="1"/>
@@ -13619,7 +13279,7 @@
                   <pic:spPr>
                     <a:xfrm>
                       <a:off x="0" y="0"/>
-                      <a:ext cx="4754880" cy="2402205"/>
+                      <a:ext cx="4754880" cy="515112"/>
                     </a:xfrm>
                     <a:prstGeom prst="rect"/>
                   </pic:spPr>
@@ -13675,7 +13335,7 @@
       <w:r>
         <w:drawing>
           <wp:inline xmlns:a="http://schemas.openxmlformats.org/drawingml/2006/main" xmlns:pic="http://schemas.openxmlformats.org/drawingml/2006/picture">
-            <wp:extent cx="4754880" cy="2402205"/>
+            <wp:extent cx="4754880" cy="2971800"/>
             <wp:docPr id="10" name="Picture 10"/>
             <wp:cNvGraphicFramePr>
               <a:graphicFrameLocks noChangeAspect="1"/>
@@ -13696,7 +13356,7 @@
                   <pic:spPr>
                     <a:xfrm>
                       <a:off x="0" y="0"/>
-                      <a:ext cx="4754880" cy="2402205"/>
+                      <a:ext cx="4754880" cy="2971800"/>
                     </a:xfrm>
                     <a:prstGeom prst="rect"/>
                   </pic:spPr>
@@ -13747,7 +13407,7 @@
       <w:r>
         <w:drawing>
           <wp:inline xmlns:a="http://schemas.openxmlformats.org/drawingml/2006/main" xmlns:pic="http://schemas.openxmlformats.org/drawingml/2006/picture">
-            <wp:extent cx="4389120" cy="2217420"/>
+            <wp:extent cx="4389120" cy="2249424"/>
             <wp:docPr id="11" name="Picture 11"/>
             <wp:cNvGraphicFramePr>
               <a:graphicFrameLocks noChangeAspect="1"/>
@@ -13768,7 +13428,7 @@
                   <pic:spPr>
                     <a:xfrm>
                       <a:off x="0" y="0"/>
-                      <a:ext cx="4389120" cy="2217420"/>
+                      <a:ext cx="4389120" cy="2249424"/>
                     </a:xfrm>
                     <a:prstGeom prst="rect"/>
                   </pic:spPr>
@@ -13824,7 +13484,7 @@
       <w:r>
         <w:drawing>
           <wp:inline xmlns:a="http://schemas.openxmlformats.org/drawingml/2006/main" xmlns:pic="http://schemas.openxmlformats.org/drawingml/2006/picture">
-            <wp:extent cx="4389120" cy="2217420"/>
+            <wp:extent cx="4389120" cy="2249424"/>
             <wp:docPr id="12" name="Picture 12"/>
             <wp:cNvGraphicFramePr>
               <a:graphicFrameLocks noChangeAspect="1"/>
@@ -13845,7 +13505,7 @@
                   <pic:spPr>
                     <a:xfrm>
                       <a:off x="0" y="0"/>
-                      <a:ext cx="4389120" cy="2217420"/>
+                      <a:ext cx="4389120" cy="2249424"/>
                     </a:xfrm>
                     <a:prstGeom prst="rect"/>
                   </pic:spPr>
@@ -13896,7 +13556,7 @@
       <w:r>
         <w:drawing>
           <wp:inline xmlns:a="http://schemas.openxmlformats.org/drawingml/2006/main" xmlns:pic="http://schemas.openxmlformats.org/drawingml/2006/picture">
-            <wp:extent cx="4754880" cy="2402205"/>
+            <wp:extent cx="4754880" cy="2436876"/>
             <wp:docPr id="13" name="Picture 13"/>
             <wp:cNvGraphicFramePr>
               <a:graphicFrameLocks noChangeAspect="1"/>
@@ -13917,7 +13577,7 @@
                   <pic:spPr>
                     <a:xfrm>
                       <a:off x="0" y="0"/>
-                      <a:ext cx="4754880" cy="2402205"/>
+                      <a:ext cx="4754880" cy="2436876"/>
                     </a:xfrm>
                     <a:prstGeom prst="rect"/>
                   </pic:spPr>
